--- a/technical_document/docx/02_troubleshooting/DOC-02-TS-08_Staff_Portal_React_Hydration_and_State_Synchronization_Errors.docx
+++ b/technical_document/docx/02_troubleshooting/DOC-02-TS-08_Staff_Portal_React_Hydration_and_State_Synchronization_Errors.docx
@@ -1568,6 +1568,58 @@
           </w:p>
         </w:tc>
       </w:tr>
+      <w:tr>
+        <w:tc>
+          <w:tcPr>
+            <w:tcW w:type="dxa" w:w="1872"/>
+          </w:tcPr>
+          <w:p>
+            <w:r>
+              <w:t>3.1.0</w:t>
+            </w:r>
+          </w:p>
+        </w:tc>
+        <w:tc>
+          <w:tcPr>
+            <w:tcW w:type="dxa" w:w="1872"/>
+          </w:tcPr>
+          <w:p>
+            <w:r>
+              <w:t>October 2026</w:t>
+            </w:r>
+          </w:p>
+        </w:tc>
+        <w:tc>
+          <w:tcPr>
+            <w:tcW w:type="dxa" w:w="1872"/>
+          </w:tcPr>
+          <w:p>
+            <w:r>
+              <w:t>Independent Forensic Re-audit</w:t>
+            </w:r>
+          </w:p>
+        </w:tc>
+        <w:tc>
+          <w:tcPr>
+            <w:tcW w:type="dxa" w:w="1872"/>
+          </w:tcPr>
+          <w:p>
+            <w:r>
+              <w:t>Factual corrections per audit/docx_forensic_audit_2026-10-08.md</w:t>
+            </w:r>
+          </w:p>
+        </w:tc>
+        <w:tc>
+          <w:tcPr>
+            <w:tcW w:type="dxa" w:w="1872"/>
+          </w:tcPr>
+          <w:p>
+            <w:r>
+              <w:t>Applied</w:t>
+            </w:r>
+          </w:p>
+        </w:tc>
+      </w:tr>
     </w:tbl>
     <w:p>
       <w:pPr>
@@ -2201,7 +2253,7 @@
               </w:rPr>
               <w:t xml:space="preserve">  approveLoan: builder.mutation&lt;void, string&gt;({</w:t>
               <w:br/>
-              <w:t xml:space="preserve">    query: (id) =&gt; ({ url: `/loans/${id}/approve`, method: 'POST' }),</w:t>
+              <w:t xml:space="preserve">    query: (id) =&gt; ({ url: `/approval/tasks/${taskId}/approve`, method: 'POST' }),</w:t>
               <w:br/>
               <w:t xml:space="preserve">    invalidatesTags: (result, error, id) =&gt; [{ type: 'Loan', id }, { type: 'Pipeline' }],</w:t>
               <w:br/>
@@ -2417,6 +2469,19 @@
           <w:sz w:val="19"/>
         </w:rPr>
         <w:t>Page size capped at 50 records per page.</w:t>
+      </w:r>
+    </w:p>
+    <w:p>
+      <w:r>
+        <w:rPr>
+          <w:b/>
+        </w:rPr>
+        <w:t>Addendum — v3.1.0 corrections (Independent Forensic Re-audit, 8 October 2026)</w:t>
+      </w:r>
+    </w:p>
+    <w:p>
+      <w:r>
+        <w:t>Scope note (v3.1.0): the staff portal is a client-rendered Vite SPA — classic SSR hydration does not apply; this guide covers SPA cache invalidation, chunk-loading and state synchronization. Mutation routes aligned to the /approval/tasks/{taskId}/approve contract.</w:t>
       </w:r>
     </w:p>
     <w:sectPr>
